--- a/siem-4061-MIK-THKA/SIEM-4061-TSR-26-01.docx
+++ b/siem-4061-MIK-THKA/SIEM-4061-TSR-26-01.docx
@@ -82,15 +82,15 @@
       </w:pPr>
       <w:r>
         <w:rPr/>
-        <w:t>March 14</w:t>
-      </w:r>
-      <w:r>
-        <w:rPr/>
-        <w:t>, 202</w:t>
-      </w:r>
-      <w:r>
-        <w:rPr/>
-        <w:t>6</w:t>
+        <w:t xml:space="preserve">March </w:t>
+      </w:r>
+      <w:r>
+        <w:rPr/>
+        <w:t>30</w:t>
+      </w:r>
+      <w:r>
+        <w:rPr/>
+        <w:t>, 2026</w:t>
       </w:r>
     </w:p>
     <w:p>
@@ -306,8 +306,42 @@
           <w:szCs w:val="20"/>
           <w:u w:val="none"/>
         </w:rPr>
-        <w:t xml:space="preserve">This comes in reference to my </w:t>
-      </w:r>
+        <w:t>This comes in reference to my earlier letter Ref. Nr. THK-SR-SIEM-4061-25-01-TOS in connection with having misplaced the returned unverified transfer deed of the captioned company. Please find enclosed, a ‘copy’ of the same for your easy reference.</w:t>
+      </w:r>
+    </w:p>
+    <w:p>
+      <w:pPr>
+        <w:pStyle w:val="Default"/>
+        <w:tabs>
+          <w:tab w:val="clear" w:pos="709"/>
+          <w:tab w:val="left" w:pos="400" w:leader="none"/>
+        </w:tabs>
+        <w:bidi w:val="0"/>
+        <w:jc w:val="start"/>
+        <w:rPr>
+          <w:rFonts w:ascii="Calibri" w:hAnsi="Calibri"/>
+          <w:sz w:val="20"/>
+          <w:szCs w:val="20"/>
+        </w:rPr>
+      </w:pPr>
+      <w:r>
+        <w:rPr>
+          <w:sz w:val="20"/>
+          <w:szCs w:val="20"/>
+        </w:rPr>
+      </w:r>
+    </w:p>
+    <w:p>
+      <w:pPr>
+        <w:pStyle w:val="Default"/>
+        <w:tabs>
+          <w:tab w:val="clear" w:pos="709"/>
+          <w:tab w:val="left" w:pos="400" w:leader="none"/>
+        </w:tabs>
+        <w:bidi w:val="0"/>
+        <w:jc w:val="start"/>
+        <w:rPr/>
+      </w:pPr>
       <w:r>
         <w:rPr>
           <w:b w:val="false"/>
@@ -318,113 +352,7 @@
           <w:szCs w:val="20"/>
           <w:u w:val="none"/>
         </w:rPr>
-        <w:t xml:space="preserve">earlier </w:t>
-      </w:r>
-      <w:r>
-        <w:rPr>
-          <w:b w:val="false"/>
-          <w:strike w:val="false"/>
-          <w:dstrike w:val="false"/>
-          <w:color w:val="auto"/>
-          <w:sz w:val="20"/>
-          <w:szCs w:val="20"/>
-          <w:u w:val="none"/>
-        </w:rPr>
-        <w:t xml:space="preserve">letter Ref. Nr. THK-SR-SIEM-4061-25-01-TOS in connection with </w:t>
-      </w:r>
-      <w:r>
-        <w:rPr>
-          <w:b w:val="false"/>
-          <w:strike w:val="false"/>
-          <w:dstrike w:val="false"/>
-          <w:color w:val="auto"/>
-          <w:sz w:val="20"/>
-          <w:szCs w:val="20"/>
-          <w:u w:val="none"/>
-        </w:rPr>
-        <w:t>having misplaced the returned unverified transfer deed of the capti</w:t>
-      </w:r>
-      <w:r>
-        <w:rPr>
-          <w:b w:val="false"/>
-          <w:strike w:val="false"/>
-          <w:dstrike w:val="false"/>
-          <w:color w:val="auto"/>
-          <w:sz w:val="20"/>
-          <w:szCs w:val="20"/>
-          <w:u w:val="none"/>
-        </w:rPr>
-        <w:t>oned company. Please find enclosed, a ‘copy’ of the same for your easy reference.</w:t>
-      </w:r>
-    </w:p>
-    <w:p>
-      <w:pPr>
-        <w:pStyle w:val="Default"/>
-        <w:tabs>
-          <w:tab w:val="clear" w:pos="709"/>
-          <w:tab w:val="left" w:pos="400" w:leader="none"/>
-        </w:tabs>
-        <w:bidi w:val="0"/>
-        <w:jc w:val="start"/>
-        <w:rPr>
-          <w:rFonts w:ascii="Calibri" w:hAnsi="Calibri"/>
-          <w:sz w:val="20"/>
-          <w:szCs w:val="20"/>
-        </w:rPr>
-      </w:pPr>
-      <w:r>
-        <w:rPr>
-          <w:sz w:val="20"/>
-          <w:szCs w:val="20"/>
-        </w:rPr>
-      </w:r>
-    </w:p>
-    <w:p>
-      <w:pPr>
-        <w:pStyle w:val="Default"/>
-        <w:tabs>
-          <w:tab w:val="clear" w:pos="709"/>
-          <w:tab w:val="left" w:pos="400" w:leader="none"/>
-        </w:tabs>
-        <w:bidi w:val="0"/>
-        <w:jc w:val="start"/>
-        <w:rPr/>
-      </w:pPr>
-      <w:r>
-        <w:rPr>
-          <w:b w:val="false"/>
-          <w:strike w:val="false"/>
-          <w:dstrike w:val="false"/>
-          <w:color w:val="auto"/>
-          <w:sz w:val="20"/>
-          <w:szCs w:val="20"/>
-          <w:u w:val="none"/>
-        </w:rPr>
-        <w:t xml:space="preserve">In this regard, I still await receiving </w:t>
-      </w:r>
-      <w:r>
-        <w:rPr>
-          <w:b w:val="false"/>
-          <w:strike w:val="false"/>
-          <w:dstrike w:val="false"/>
-          <w:color w:val="auto"/>
-          <w:sz w:val="20"/>
-          <w:szCs w:val="20"/>
-          <w:u w:val="none"/>
-        </w:rPr>
-        <w:t xml:space="preserve">a new system generated transfer deed </w:t>
-      </w:r>
-      <w:r>
-        <w:rPr>
-          <w:b w:val="false"/>
-          <w:strike w:val="false"/>
-          <w:dstrike w:val="false"/>
-          <w:color w:val="auto"/>
-          <w:sz w:val="20"/>
-          <w:szCs w:val="20"/>
-          <w:u w:val="none"/>
-        </w:rPr>
-        <w:t>from your side. In case you did dispatch the form after exercising the necessary follow-up, then please note, the letter may be lost in transit at my side.</w:t>
+        <w:t>In this regard, I still await receiving a new system generated transfer deed from your side. In case you did dispatch the form after exercising the necessary follow-up, then please note, the letter may be lost in transit at my side.</w:t>
       </w:r>
     </w:p>
     <w:p>
@@ -1001,7 +929,7 @@
     <w:pPr>
       <w:widowControl/>
       <w:suppressAutoHyphens w:val="true"/>
-      <w:overflowPunct w:val="false"/>
+      <w:overflowPunct w:val="true"/>
       <w:bidi w:val="0"/>
       <w:spacing w:before="0" w:after="0"/>
       <w:jc w:val="start"/>
@@ -1084,7 +1012,7 @@
     <w:pPr>
       <w:widowControl/>
       <w:suppressAutoHyphens w:val="true"/>
-      <w:overflowPunct w:val="false"/>
+      <w:overflowPunct w:val="true"/>
       <w:bidi w:val="0"/>
       <w:spacing w:before="0" w:after="0"/>
       <w:jc w:val="start"/>
